--- a/src/assets/iess/rpv/rpvJuridicos.docx
+++ b/src/assets/iess/rpv/rpvJuridicos.docx
@@ -289,7 +289,55 @@
         <w:rPr>
           <w:rFonts w:cstheme="minorHAnsi"/>
         </w:rPr>
-        <w:t>Con base a lo prescrito en el artículo 261 del Código Orgánico Administrativo; en virtud de lo dispuesto en el artículo 38, letra a); artículo 287; y, artículo 288 de la Ley de Seguridad Social; en calidad de Directora Provincial de Pichincha Encargada y Empleado Recaudador del Instituto Ecuatoriano de Seguridad Social, designado mediante Acción de Personal Nro. SDNGTH-2025-1902-NJS de 15 de octubre de 2025 y que rige a partir del 16 de octubre de 2025</w:t>
+        <w:t>Con base a lo prescrito en el artículo 261 del Código Orgánico Administrativo; en virtud de lo dispuesto en el artículo 38, letra a); artículo 287; y, artículo 288 de la Ley de Seguridad Social; en calidad de Director Provincial de Pichincha Encargad</w:t>
+      </w:r>
+      <w:r>
+        <w:rPr>
+          <w:rFonts w:cstheme="minorHAnsi"/>
+        </w:rPr>
+        <w:t>o</w:t>
+      </w:r>
+      <w:r>
+        <w:rPr>
+          <w:rFonts w:cstheme="minorHAnsi"/>
+        </w:rPr>
+        <w:t xml:space="preserve"> y Empleado Recaudador del Instituto Ecuatoriano de Seguridad Social, designado mediante Acción de Personal Nro. </w:t>
+      </w:r>
+      <w:r>
+        <w:rPr>
+          <w:rFonts w:cstheme="minorHAnsi"/>
+          <w:b/>
+          <w:bCs/>
+        </w:rPr>
+        <w:t>SDNGTH-2025-2253-NJS</w:t>
+      </w:r>
+      <w:r>
+        <w:rPr>
+          <w:rFonts w:cstheme="minorHAnsi"/>
+        </w:rPr>
+        <w:t xml:space="preserve"> de </w:t>
+      </w:r>
+      <w:r>
+        <w:rPr>
+          <w:rFonts w:cstheme="minorHAnsi"/>
+          <w:b/>
+          <w:bCs/>
+        </w:rPr>
+        <w:t>10 de diciembre de 2025</w:t>
+      </w:r>
+      <w:r>
+        <w:rPr>
+          <w:rFonts w:cstheme="minorHAnsi"/>
+        </w:rPr>
+        <w:t xml:space="preserve">, que rige a partir del </w:t>
+      </w:r>
+      <w:r>
+        <w:rPr>
+          <w:rFonts w:cstheme="minorHAnsi"/>
+          <w:b/>
+          <w:bCs/>
+        </w:rPr>
+        <w:t>11 de diciembre de 2025</w:t>
       </w:r>
       <w:r>
         <w:rPr>
@@ -520,7 +568,19 @@
         <w:rPr>
           <w:rFonts w:cstheme="minorHAnsi"/>
         </w:rPr>
-        <w:t xml:space="preserve">, quien hallándose presente acepta el cargo y jura desempeñarlo fiel y legalmente, firmando para constancia con el Empleado Recaudador Encargada del IESS. </w:t>
+        <w:t>, quien hallándose presente acepta el cargo y jura desempeñarlo fiel y legalmente, firmando para constancia con el Empleado Recaudador Encargad</w:t>
+      </w:r>
+      <w:r>
+        <w:rPr>
+          <w:rFonts w:cstheme="minorHAnsi"/>
+        </w:rPr>
+        <w:t>o</w:t>
+      </w:r>
+      <w:r>
+        <w:rPr>
+          <w:rFonts w:cstheme="minorHAnsi"/>
+        </w:rPr>
+        <w:t xml:space="preserve"> del IESS. </w:t>
       </w:r>
     </w:p>
     <w:p>
@@ -610,37 +670,37 @@
           <w:rFonts w:cstheme="minorHAnsi"/>
         </w:rPr>
       </w:pPr>
-      <w:proofErr w:type="spellStart"/>
+      <w:bookmarkStart w:id="1" w:name="_Hlk218587917"/>
+      <w:bookmarkStart w:id="2" w:name="_Hlk218588272"/>
+      <w:bookmarkStart w:id="3" w:name="_Hlk218589207"/>
+      <w:r>
+        <w:rPr>
+          <w:rFonts w:ascii="Times New Roman" w:hAnsi="Times New Roman"/>
+        </w:rPr>
+        <w:t xml:space="preserve">Ing. Benítez Estrella Christian </w:t>
+      </w:r>
+      <w:bookmarkEnd w:id="1"/>
+      <w:r>
+        <w:rPr>
+          <w:rFonts w:ascii="Times New Roman" w:hAnsi="Times New Roman"/>
+        </w:rPr>
+        <w:t>Sebastián</w:t>
+      </w:r>
+      <w:bookmarkEnd w:id="2"/>
+      <w:r>
+        <w:rPr>
+          <w:rFonts w:ascii="Times New Roman" w:hAnsi="Times New Roman" w:cs="Times New Roman"/>
+        </w:rPr>
+        <w:t>.</w:t>
+      </w:r>
+      <w:bookmarkEnd w:id="3"/>
       <w:r>
         <w:rPr>
           <w:rFonts w:cstheme="minorHAnsi"/>
           <w:lang w:val="es-MX"/>
         </w:rPr>
-        <w:t>Mgs</w:t>
-      </w:r>
-      <w:proofErr w:type="spellEnd"/>
-      <w:r>
-        <w:rPr>
-          <w:rFonts w:cstheme="minorHAnsi"/>
-          <w:lang w:val="es-MX"/>
-        </w:rPr>
-        <w:t>. Johanna Mariela Vásquez Bravo</w:t>
-      </w:r>
-      <w:r>
-        <w:rPr>
-          <w:rFonts w:cstheme="minorHAnsi"/>
-          <w:lang w:val="es-MX"/>
-        </w:rPr>
         <w:tab/>
       </w:r>
-      <w:r>
-        <w:rPr>
-          <w:rFonts w:cstheme="minorHAnsi"/>
-        </w:rPr>
-        <w:tab/>
-        <w:t xml:space="preserve">        </w:t>
-      </w:r>
-      <w:proofErr w:type="gramStart"/>
       <w:r>
         <w:rPr>
           <w:rFonts w:cstheme="minorHAnsi"/>
@@ -658,7 +718,6 @@
         <w:t>{</w:t>
       </w:r>
       <w:proofErr w:type="spellStart"/>
-      <w:proofErr w:type="gramEnd"/>
       <w:r>
         <w:rPr>
           <w:rFonts w:cstheme="minorHAnsi"/>
@@ -699,23 +758,7 @@
           <w:rFonts w:cstheme="minorHAnsi"/>
           <w:b/>
         </w:rPr>
-        <w:t>EMPLEADO RECAUDADOR IESS (</w:t>
-      </w:r>
-      <w:proofErr w:type="gramStart"/>
-      <w:r>
-        <w:rPr>
-          <w:rFonts w:cstheme="minorHAnsi"/>
-          <w:b/>
-        </w:rPr>
-        <w:t xml:space="preserve">E)   </w:t>
-      </w:r>
-      <w:proofErr w:type="gramEnd"/>
-      <w:r>
-        <w:rPr>
-          <w:rFonts w:cstheme="minorHAnsi"/>
-          <w:b/>
-        </w:rPr>
-        <w:t xml:space="preserve">                                    </w:t>
+        <w:t xml:space="preserve">EMPLEADO RECAUDADOR IESS (E)                                       </w:t>
       </w:r>
       <w:r>
         <w:rPr>
